--- a/docs/法学院迎新五彩职业选择活动项目计划书.docx
+++ b/docs/法学院迎新五彩职业选择活动项目计划书.docx
@@ -76,7 +76,7 @@
           <w:b w:val="0"/>
           <w:sz w:val="22"/>
         </w:rPr>
-        <w:t>学院拟在迎新季开展“五彩法途，筑梦未来”主题迎新活动，聚焦法学五大核心就业方向（律师、法官、检察官、企业法务、AI伦理合规顾问），通过专属色彩赋能、职业特质测评、身体素质培优两大核心板块，为新生打造沉浸式职业启蒙体验，帮助新生提前规划法学四年成长路径，夯实职业发展基础。</w:t>
+        <w:t>学院拟在迎新季开展“五彩法途，筑梦未来”主题迎新活动，聚焦法学六大核心就业方向（律师、法官、检察官、企业法务、AI伦理合规顾问、法学研究），通过专属色彩赋能、职业特质测评、身体素质培优两大核心板块，为新生打造沉浸式职业启蒙体验，帮助新生提前规划法学四年成长路径，夯实职业发展基础。</w:t>
       </w:r>
     </w:p>
     <w:p>
@@ -122,7 +122,7 @@
         <w:pStyle w:val="ListBullet"/>
       </w:pPr>
       <w:r>
-        <w:t>认知引领：让新生在1—2分钟内完成一次有趣、有记忆点的职业倾向测试，快速建立对法学五大职业方向的初步认知。</w:t>
+        <w:t>认知引领：让新生在1—2分钟内完成一次有趣、有记忆点的职业倾向测试，快速建立对法学六大职业方向的初步认知。</w:t>
       </w:r>
     </w:p>
     <w:p>
@@ -176,7 +176,7 @@
         <w:pStyle w:val="ListBullet"/>
       </w:pPr>
       <w:r>
-        <w:t>大屏互动测试链接（H5页面，触控操作，含五大职业×15个特质词，勾选最多10个）。</w:t>
+        <w:t>大屏互动测试链接（H5页面，触控操作，含六大职业×15个特质词，勾选最多10个）。</w:t>
       </w:r>
     </w:p>
     <w:p>
@@ -184,7 +184,7 @@
         <w:pStyle w:val="ListBullet"/>
       </w:pPr>
       <w:r>
-        <w:t>职业画像生成模块（匹配算法、五色主题、动态特效呈现）。</w:t>
+        <w:t>职业画像生成模块（匹配算法、专属主题色、动态特效呈现）。</w:t>
       </w:r>
     </w:p>
     <w:p>
@@ -192,7 +192,7 @@
         <w:pStyle w:val="ListBullet"/>
       </w:pPr>
       <w:r>
-        <w:t>五大职业“身体素质要求＋大学四年锻炼计划”内容库。</w:t>
+        <w:t>六大职业“身体素质要求＋大学四年锻炼计划”内容库。</w:t>
       </w:r>
     </w:p>
     <w:p>
@@ -256,7 +256,7 @@
         <w:pStyle w:val="ListNumber"/>
       </w:pPr>
       <w:r>
-        <w:t>勾选特质词：从五大职业共75个特质限定词中，勾选最多10个最贴合自己的词。</w:t>
+        <w:t>勾选特质词：从六大职业共90个特质限定词中，勾选最多10个最贴合自己的词。</w:t>
       </w:r>
     </w:p>
     <w:p>
@@ -264,7 +264,7 @@
         <w:pStyle w:val="ListNumber"/>
       </w:pPr>
       <w:r>
-        <w:t>实时匹配：系统按关键词命中计分，呈现五色赛道／能量柱竞速动画，即时反馈匹配度变化。</w:t>
+        <w:t>实时匹配：系统按关键词命中计分，呈现六色赛道／能量柱竞速动画，即时反馈匹配度变化。</w:t>
       </w:r>
     </w:p>
     <w:p>
@@ -310,7 +310,7 @@
           <w:color w:val="2E74B5"/>
           <w:sz w:val="22"/>
         </w:rPr>
-        <w:t>四、五大职业内容体系</w:t>
+        <w:t>四、六大职业内容体系</w:t>
       </w:r>
     </w:p>
     <w:p>
@@ -324,7 +324,7 @@
           <w:color w:val="2E74B5"/>
           <w:sz w:val="22"/>
         </w:rPr>
-        <w:t>（一）五大职业与专属色彩</w:t>
+        <w:t>（一）六大职业与专属色彩</w:t>
       </w:r>
     </w:p>
     <w:p>
@@ -334,7 +334,7 @@
           <w:b w:val="0"/>
           <w:sz w:val="22"/>
         </w:rPr>
-        <w:t>结合法律行业职业象征意义、职业着装体系与行业通用色彩认知，为五大职业精准匹配专属色彩，适配活动海报、测试页面、职业展板、文创物料等全场景使用。</w:t>
+        <w:t>结合法律行业职业象征意义、职业着装体系与行业通用色彩认知，为六大职业精准匹配专属色彩，适配活动海报、测试页面、职业展板、文创物料等全场景使用。</w:t>
       </w:r>
     </w:p>
     <w:tbl>
@@ -714,6 +714,38 @@
           </w:p>
         </w:tc>
       </w:tr>
+      <w:tr>
+        <w:tc>
+          <w:tcPr>
+            <w:tcW w:type="dxa" w:w="3168"/>
+          </w:tcPr>
+          <w:p>
+            <w:r>
+              <w:t>法学研究</w:t>
+            </w:r>
+          </w:p>
+        </w:tc>
+        <w:tc>
+          <w:tcPr>
+            <w:tcW w:type="dxa" w:w="2304"/>
+          </w:tcPr>
+          <w:p>
+            <w:r>
+              <w:t>黛青</w:t>
+            </w:r>
+          </w:p>
+        </w:tc>
+        <w:tc>
+          <w:tcPr>
+            <w:tcW w:type="dxa" w:w="3552"/>
+          </w:tcPr>
+          <w:p>
+            <w:r>
+              <w:t>沉潜治学、格物致知</w:t>
+            </w:r>
+          </w:p>
+        </w:tc>
+      </w:tr>
     </w:tbl>
     <w:p>
       <w:pPr>
@@ -736,7 +768,7 @@
           <w:b w:val="0"/>
           <w:sz w:val="22"/>
         </w:rPr>
-        <w:t>词库基于五大职业各15个特质限定词（共75词），按性格特质、能力特质、职业素养三个维度设计，内容采用已确认的活动方案版本，可直接录入系统，完整清单见附录一。</w:t>
+        <w:t>词库基于六大职业各15个特质限定词（共90词），按性格特质、能力特质、职业素养三个维度设计，内容采用已确认的活动方案版本，可直接录入系统，完整清单见附录一。</w:t>
       </w:r>
     </w:p>
     <w:p>
@@ -822,7 +854,7 @@
           <w:b w:val="0"/>
           <w:sz w:val="22"/>
         </w:rPr>
-        <w:t>结合公务员体检标准、司法系统招录要求、头部律所及企业合规岗位招聘细则，为五大职业分别梳理核心身体素质要求（每个职业4项），内容采用活动方案已确认版本，完整清单见附录二。</w:t>
+        <w:t>结合公务员体检标准、司法系统招录要求、头部律所、企业合规岗位招聘细则及学术科研岗位要求，为六大职业分别梳理核心身体素质要求（每个职业4项），内容采用活动方案已确认版本，完整清单见附录二。</w:t>
       </w:r>
     </w:p>
     <w:p>
@@ -892,7 +924,7 @@
         <w:pStyle w:val="ListBullet"/>
       </w:pPr>
       <w:r>
-        <w:t>导师名单、交流时段与预约方式由学院另行确定，本计划书预留模块接口。</w:t>
+        <w:t>导师名单已确认并录入系统初始化数据，交流时段与预约方式由学院另行确定，本计划书预留模块接口。</w:t>
       </w:r>
     </w:p>
     <w:p>
@@ -930,7 +962,7 @@
           <w:b w:val="0"/>
           <w:sz w:val="22"/>
         </w:rPr>
-        <w:t>以五大职业专属色彩（皓月白、苍穹蓝、中国红、琉璃紫、科创青）构成统一视觉体系，页面采用深色科技感背景与职业色渐变光效，突出“五彩法途”主题；标题与按钮使用大字号、高对比，适配大屏远距离观看。</w:t>
+        <w:t>以六大职业专属色彩（皓月白、苍穹蓝、中国红、琉璃紫、科创青、黛青）构成统一视觉体系，页面采用深色科技感背景与职业色渐变光效，突出“五彩法途”主题；标题与按钮使用大字号、高对比，适配大屏远距离观看。</w:t>
       </w:r>
     </w:p>
     <w:p>
@@ -952,7 +984,7 @@
         <w:pStyle w:val="ListBullet"/>
       </w:pPr>
       <w:r>
-        <w:t>选词阶段：词卡悬浮入场，点击后化作光点飞入“职业能量池”，五色光柱随勾选实时升降，营造参与感。</w:t>
+        <w:t>选词阶段：词卡悬浮入场，点击后化作光点飞入“职业能量池”，六色光柱随勾选实时升降，营造参与感。</w:t>
       </w:r>
     </w:p>
     <w:p>
@@ -960,7 +992,7 @@
         <w:pStyle w:val="ListBullet"/>
       </w:pPr>
       <w:r>
-        <w:t>匹配阶段：五色赛道竞速或五色星球汇聚动画，制造悬念与期待，实时显示各职业匹配度。</w:t>
+        <w:t>匹配阶段：六色赛道竞速或六色星球汇聚动画，制造悬念与期待，实时显示各职业匹配度。</w:t>
       </w:r>
     </w:p>
     <w:p>
@@ -1106,7 +1138,7 @@
         <w:pStyle w:val="ListBullet"/>
       </w:pPr>
       <w:r>
-        <w:t>词库结构：五大职业×15个特质词，共75词；每职业标注5个核心词（权重2分），其余词权重1分。</w:t>
+        <w:t>词库结构：六大职业×15个特质词，共90词；每职业标注5个核心词（权重2分），其余词权重1分。</w:t>
       </w:r>
     </w:p>
     <w:p>
@@ -1190,7 +1222,7 @@
         <w:pStyle w:val="ListBullet"/>
       </w:pPr>
       <w:r>
-        <w:t>后台可统计参与人数、完成率、五职业分布、高频勾选词等，用于活动总结与方案迭代。</w:t>
+        <w:t>后台可统计参与人数、完成率、六职业分布、高频勾选词等，用于活动总结与方案迭代。</w:t>
       </w:r>
     </w:p>
     <w:p>
@@ -1274,7 +1306,7 @@
         <w:pStyle w:val="ListBullet"/>
       </w:pPr>
       <w:r>
-        <w:t>物料：五色主题展板、海报、二维码台卡、操作手卡、导师交流区指引牌。</w:t>
+        <w:t>物料：职业主题展板、海报、二维码台卡、操作手卡、导师交流区指引牌。</w:t>
       </w:r>
     </w:p>
     <w:p>
@@ -3466,7 +3498,7 @@
           <w:color w:val="2E74B5"/>
           <w:sz w:val="22"/>
         </w:rPr>
-        <w:t>附录一：五大职业15个特质限定词（已确认版）</w:t>
+        <w:t>附录一：六大职业15个特质限定词（已确认版）</w:t>
       </w:r>
     </w:p>
     <w:tbl>
@@ -3730,6 +3762,28 @@
           </w:p>
         </w:tc>
       </w:tr>
+      <w:tr>
+        <w:tc>
+          <w:tcPr>
+            <w:tcW w:type="dxa" w:w="2160"/>
+          </w:tcPr>
+          <w:p>
+            <w:r>
+              <w:t>法学研究</w:t>
+            </w:r>
+          </w:p>
+        </w:tc>
+        <w:tc>
+          <w:tcPr>
+            <w:tcW w:type="dxa" w:w="6864"/>
+          </w:tcPr>
+          <w:p>
+            <w:r>
+              <w:t>求知若渴、问题意识、严谨求证、沉潜钻研、逻辑缜密、独立思考、批判思辨、文献深耕、跨学科视野、学术规范、追根溯源、善于归纳、持之以恒、文笔流畅、求真务实</w:t>
+            </w:r>
+          </w:p>
+        </w:tc>
+      </w:tr>
     </w:tbl>
     <w:p>
       <w:pPr>
@@ -3742,7 +3796,7 @@
           <w:color w:val="2E74B5"/>
           <w:sz w:val="22"/>
         </w:rPr>
-        <w:t>附录二：五大职业身体素质达标要求（已确认版）</w:t>
+        <w:t>附录二：六大职业身体素质达标要求（已确认版）</w:t>
       </w:r>
     </w:p>
     <w:p>
@@ -3973,6 +4027,46 @@
       </w:pPr>
       <w:r>
         <w:t>身心抗压性强，可应对合规项目攻坚、技术伦理争议研判等高压工作场景。</w:t>
+      </w:r>
+    </w:p>
+    <w:p>
+      <w:pPr>
+        <w:pStyle w:val="Heading2"/>
+      </w:pPr>
+      <w:r>
+        <w:t>（六）法学研究</w:t>
+      </w:r>
+    </w:p>
+    <w:p>
+      <w:pPr>
+        <w:pStyle w:val="ListBullet"/>
+      </w:pPr>
+      <w:r>
+        <w:t>身体健康，无影响长期伏案学习与科研工作的重大疾病。</w:t>
+      </w:r>
+    </w:p>
+    <w:p>
+      <w:pPr>
+        <w:pStyle w:val="ListBullet"/>
+      </w:pPr>
+      <w:r>
+        <w:t>视力、颈椎与腰椎状态良好，可适应长时间文献研读、论文写作与电脑办公。</w:t>
+      </w:r>
+    </w:p>
+    <w:p>
+      <w:pPr>
+        <w:pStyle w:val="ListBullet"/>
+      </w:pPr>
+      <w:r>
+        <w:t>精力充沛、耐力稳定，可支撑研究生涯的持续专注与高密度阅读写作。</w:t>
+      </w:r>
+    </w:p>
+    <w:p>
+      <w:pPr>
+        <w:pStyle w:val="ListBullet"/>
+      </w:pPr>
+      <w:r>
+        <w:t>心理素质稳定，可应对学术压力、论文攻坚与科研项目周期。</w:t>
       </w:r>
     </w:p>
     <w:p>
@@ -4608,6 +4702,58 @@
           </w:p>
         </w:tc>
       </w:tr>
+      <w:tr>
+        <w:tc>
+          <w:tcPr>
+            <w:tcW w:type="dxa" w:w="1440"/>
+          </w:tcPr>
+          <w:p>
+            <w:r>
+              <w:t>法学研究</w:t>
+            </w:r>
+          </w:p>
+        </w:tc>
+        <w:tc>
+          <w:tcPr>
+            <w:tcW w:type="dxa" w:w="1900"/>
+          </w:tcPr>
+          <w:p>
+            <w:r>
+              <w:t>每周3次有氧＋核心训练，建立规律作息与久坐防护习惯，保护颈椎与视力</w:t>
+            </w:r>
+          </w:p>
+        </w:tc>
+        <w:tc>
+          <w:tcPr>
+            <w:tcW w:type="dxa" w:w="1900"/>
+          </w:tcPr>
+          <w:p>
+            <w:r>
+              <w:t>肩颈、眼健康训练常态化，配合长时阅读的坐姿管理与专注力训练</w:t>
+            </w:r>
+          </w:p>
+        </w:tc>
+        <w:tc>
+          <w:tcPr>
+            <w:tcW w:type="dxa" w:w="1900"/>
+          </w:tcPr>
+          <w:p>
+            <w:r>
+              <w:t>模拟论文冲刺与课题攻坚节奏，训练压力释放、睡眠管理与耐力储备</w:t>
+            </w:r>
+          </w:p>
+        </w:tc>
+        <w:tc>
+          <w:tcPr>
+            <w:tcW w:type="dxa" w:w="1884"/>
+          </w:tcPr>
+          <w:p>
+            <w:r>
+              <w:t>结合考研、科研与升学体检自查，保持规律训练，固化终身锻炼习惯</w:t>
+            </w:r>
+          </w:p>
+        </w:tc>
+      </w:tr>
     </w:tbl>
     <w:sectPr>
       <w:headerReference w:type="default" r:id="rId9"/>
